--- a/LAB6/Lab6_11_ĐH_CNPM1_1150080060_LeTrungKien.docx
+++ b/LAB6/Lab6_11_ĐH_CNPM1_1150080060_LeTrungKien.docx
@@ -198,19 +198,7 @@
           <w:szCs w:val="28"/>
           <w:lang w:val="en-US"/>
         </w:rPr>
-        <w:t xml:space="preserve"> ht</w:t>
-      </w:r>
-      <w:bookmarkStart w:id="0" w:name="_GoBack"/>
-      <w:bookmarkEnd w:id="0"/>
-      <w:r>
-        <w:rPr>
-          <w:rStyle w:val="20"/>
-          <w:rFonts w:hint="default"/>
-          <w:sz w:val="32"/>
-          <w:szCs w:val="28"/>
-          <w:lang w:val="en-US"/>
-        </w:rPr>
-        <w:t>tps://www.youtube.com/watch?v=fMcvfcVzk4o</w:t>
+        <w:t xml:space="preserve"> https://www.youtube.com/watch?v=fMcvfcVzk4o</w:t>
       </w:r>
       <w:r>
         <w:rPr>
@@ -356,7 +344,7 @@
         <w:tc>
           <w:tcPr>
             <w:tcW w:w="2465" w:type="dxa"/>
-            <w:shd w:val="clear" w:color="auto" w:fill="D9EAF7"/>
+            <w:shd w:val="clear" w:color="auto" w:fill="auto"/>
             <w:vAlign w:val="center"/>
           </w:tcPr>
           <w:p>
@@ -402,7 +390,7 @@
         <w:tc>
           <w:tcPr>
             <w:tcW w:w="2465" w:type="dxa"/>
-            <w:shd w:val="clear" w:color="auto" w:fill="D9EAF7"/>
+            <w:shd w:val="clear" w:color="auto" w:fill="auto"/>
             <w:vAlign w:val="center"/>
           </w:tcPr>
           <w:p>
@@ -448,7 +436,7 @@
         <w:tc>
           <w:tcPr>
             <w:tcW w:w="2465" w:type="dxa"/>
-            <w:shd w:val="clear" w:color="auto" w:fill="D9EAF7"/>
+            <w:shd w:val="clear" w:color="auto" w:fill="auto"/>
             <w:vAlign w:val="center"/>
           </w:tcPr>
           <w:p>
@@ -494,7 +482,7 @@
         <w:tc>
           <w:tcPr>
             <w:tcW w:w="2465" w:type="dxa"/>
-            <w:shd w:val="clear" w:color="auto" w:fill="D9EAF7"/>
+            <w:shd w:val="clear" w:color="auto" w:fill="auto"/>
             <w:vAlign w:val="center"/>
           </w:tcPr>
           <w:p>
@@ -2870,7 +2858,7 @@
         <w:tc>
           <w:tcPr>
             <w:tcW w:w="1643" w:type="dxa"/>
-            <w:shd w:val="clear" w:color="auto" w:fill="D9EAF7"/>
+            <w:shd w:val="clear" w:color="auto" w:fill="auto"/>
             <w:vAlign w:val="center"/>
           </w:tcPr>
           <w:p>
@@ -2892,6 +2880,7 @@
                 </w14:textFill>
               </w:rPr>
             </w:pPr>
+            <w:bookmarkStart w:id="0" w:name="_GoBack" w:colFirst="0" w:colLast="5"/>
             <w:r>
               <w:rPr>
                 <w:rFonts w:hint="default" w:ascii="Times New Roman" w:hAnsi="Times New Roman" w:cs="Times New Roman"/>
@@ -2915,7 +2904,7 @@
         <w:tc>
           <w:tcPr>
             <w:tcW w:w="1643" w:type="dxa"/>
-            <w:shd w:val="clear" w:color="auto" w:fill="D9EAF7"/>
+            <w:shd w:val="clear" w:color="auto" w:fill="auto"/>
             <w:vAlign w:val="center"/>
           </w:tcPr>
           <w:p>
@@ -2960,7 +2949,7 @@
         <w:tc>
           <w:tcPr>
             <w:tcW w:w="1643" w:type="dxa"/>
-            <w:shd w:val="clear" w:color="auto" w:fill="D9EAF7"/>
+            <w:shd w:val="clear" w:color="auto" w:fill="auto"/>
             <w:vAlign w:val="center"/>
           </w:tcPr>
           <w:p>
@@ -3005,7 +2994,7 @@
         <w:tc>
           <w:tcPr>
             <w:tcW w:w="1643" w:type="dxa"/>
-            <w:shd w:val="clear" w:color="auto" w:fill="D9EAF7"/>
+            <w:shd w:val="clear" w:color="auto" w:fill="auto"/>
             <w:vAlign w:val="center"/>
           </w:tcPr>
           <w:p>
@@ -3050,7 +3039,7 @@
         <w:tc>
           <w:tcPr>
             <w:tcW w:w="1643" w:type="dxa"/>
-            <w:shd w:val="clear" w:color="auto" w:fill="D9EAF7"/>
+            <w:shd w:val="clear" w:color="auto" w:fill="auto"/>
             <w:vAlign w:val="center"/>
           </w:tcPr>
           <w:p>
@@ -3095,7 +3084,7 @@
         <w:tc>
           <w:tcPr>
             <w:tcW w:w="1643" w:type="dxa"/>
-            <w:shd w:val="clear" w:color="auto" w:fill="D9EAF7"/>
+            <w:shd w:val="clear" w:color="auto" w:fill="auto"/>
             <w:vAlign w:val="center"/>
           </w:tcPr>
           <w:p>
@@ -3138,6 +3127,7 @@
           </w:p>
         </w:tc>
       </w:tr>
+      <w:bookmarkEnd w:id="0"/>
       <w:tr>
         <w:tblPrEx>
           <w:tblBorders>
